--- a/Biblioteca/docs/casoDeTeste.docx
+++ b/Biblioteca/docs/casoDeTeste.docx
@@ -123,7 +123,23 @@
           <w:sz w:val="24"/>
           <w:szCs w:val="24"/>
         </w:rPr>
-        <w:t xml:space="preserve">Sistema de Biblioteca — Java 17 + </w:t>
+        <w:t xml:space="preserve">Sistema de Biblioteca — Java </w:t>
+      </w:r>
+      <w:r>
+        <w:rPr>
+          <w:color w:val="555555"/>
+          <w:sz w:val="24"/>
+          <w:szCs w:val="24"/>
+        </w:rPr>
+        <w:t>25</w:t>
+      </w:r>
+      <w:r>
+        <w:rPr>
+          <w:color w:val="555555"/>
+          <w:sz w:val="24"/>
+          <w:szCs w:val="24"/>
+        </w:rPr>
+        <w:t xml:space="preserve"> + </w:t>
       </w:r>
       <w:proofErr w:type="spellStart"/>
       <w:r>
@@ -286,16 +302,9 @@
             <w:vAlign w:val="center"/>
           </w:tcPr>
           <w:p>
-            <w:hyperlink r:id="rId5" w:history="1">
-              <w:r>
-                <w:rPr>
-                  <w:rStyle w:val="Hyperlink"/>
-                  <w:sz w:val="20"/>
-                  <w:szCs w:val="20"/>
-                </w:rPr>
-                <w:t>https://github.com/[usuario]/biblioteca</w:t>
-              </w:r>
-            </w:hyperlink>
+            <w:r>
+              <w:t>https://github.com/gabrielvianaa/SistemaBiblioteca-</w:t>
+            </w:r>
           </w:p>
         </w:tc>
       </w:tr>
@@ -363,170 +372,6 @@
         <w:br w:type="page"/>
       </w:r>
     </w:p>
-    <w:tbl>
-      <w:tblPr>
-        <w:tblW w:w="9638" w:type="dxa"/>
-        <w:tblBorders>
-          <w:top w:val="single" w:sz="4" w:space="0" w:color="auto"/>
-          <w:left w:val="single" w:sz="4" w:space="0" w:color="auto"/>
-          <w:bottom w:val="single" w:sz="4" w:space="0" w:color="auto"/>
-          <w:right w:val="single" w:sz="4" w:space="0" w:color="auto"/>
-          <w:insideH w:val="single" w:sz="4" w:space="0" w:color="auto"/>
-          <w:insideV w:val="single" w:sz="4" w:space="0" w:color="auto"/>
-        </w:tblBorders>
-        <w:tblCellMar>
-          <w:left w:w="10" w:type="dxa"/>
-          <w:right w:w="10" w:type="dxa"/>
-        </w:tblCellMar>
-        <w:tblLook w:val="0000" w:firstRow="0" w:lastRow="0" w:firstColumn="0" w:lastColumn="0" w:noHBand="0" w:noVBand="0"/>
-      </w:tblPr>
-      <w:tblGrid>
-        <w:gridCol w:w="9638"/>
-      </w:tblGrid>
-      <w:tr>
-        <w:tc>
-          <w:tcPr>
-            <w:tcW w:w="9638" w:type="dxa"/>
-            <w:tcBorders>
-              <w:top w:val="single" w:sz="6" w:space="0" w:color="2E74B5"/>
-              <w:left w:val="single" w:sz="18" w:space="0" w:color="2E74B5"/>
-              <w:bottom w:val="single" w:sz="6" w:space="0" w:color="2E74B5"/>
-              <w:right w:val="single" w:sz="6" w:space="0" w:color="2E74B5"/>
-            </w:tcBorders>
-            <w:shd w:val="clear" w:color="auto" w:fill="EBF3FB"/>
-            <w:tcMar>
-              <w:top w:w="120" w:type="dxa"/>
-              <w:left w:w="200" w:type="dxa"/>
-              <w:bottom w:w="120" w:type="dxa"/>
-              <w:right w:w="200" w:type="dxa"/>
-            </w:tcMar>
-          </w:tcPr>
-          <w:p>
-            <w:r>
-              <w:rPr>
-                <w:b/>
-                <w:bCs/>
-                <w:color w:val="2E74B5"/>
-                <w:sz w:val="21"/>
-                <w:szCs w:val="21"/>
-              </w:rPr>
-              <w:lastRenderedPageBreak/>
-              <w:t xml:space="preserve">INFO:  </w:t>
-            </w:r>
-            <w:r>
-              <w:rPr>
-                <w:color w:val="333333"/>
-                <w:sz w:val="21"/>
-                <w:szCs w:val="21"/>
-              </w:rPr>
-              <w:t xml:space="preserve">Todos os casos de teste refletem o </w:t>
-            </w:r>
-            <w:r>
-              <w:rPr>
-                <w:color w:val="333333"/>
-                <w:sz w:val="21"/>
-                <w:szCs w:val="21"/>
-              </w:rPr>
-              <w:t>código</w:t>
-            </w:r>
-            <w:r>
-              <w:rPr>
-                <w:color w:val="333333"/>
-                <w:sz w:val="21"/>
-                <w:szCs w:val="21"/>
-              </w:rPr>
-              <w:t xml:space="preserve"> atualizado com </w:t>
-            </w:r>
-            <w:proofErr w:type="spellStart"/>
-            <w:r>
-              <w:rPr>
-                <w:color w:val="333333"/>
-                <w:sz w:val="21"/>
-                <w:szCs w:val="21"/>
-              </w:rPr>
-              <w:t>SQLite</w:t>
-            </w:r>
-            <w:proofErr w:type="spellEnd"/>
-            <w:r>
-              <w:rPr>
-                <w:color w:val="333333"/>
-                <w:sz w:val="21"/>
-                <w:szCs w:val="21"/>
-              </w:rPr>
-              <w:t xml:space="preserve">, CLI interativa e controle de perfil por </w:t>
-            </w:r>
-            <w:r>
-              <w:rPr>
-                <w:color w:val="333333"/>
-                <w:sz w:val="21"/>
-                <w:szCs w:val="21"/>
-              </w:rPr>
-              <w:t>usuário</w:t>
-            </w:r>
-            <w:r>
-              <w:rPr>
-                <w:color w:val="333333"/>
-                <w:sz w:val="21"/>
-                <w:szCs w:val="21"/>
-              </w:rPr>
-              <w:t xml:space="preserve">. Os testes de </w:t>
-            </w:r>
-            <w:r>
-              <w:rPr>
-                <w:color w:val="333333"/>
-                <w:sz w:val="21"/>
-                <w:szCs w:val="21"/>
-              </w:rPr>
-              <w:t>integração</w:t>
-            </w:r>
-            <w:r>
-              <w:rPr>
-                <w:color w:val="333333"/>
-                <w:sz w:val="21"/>
-                <w:szCs w:val="21"/>
-              </w:rPr>
-              <w:t xml:space="preserve"> usam banco em </w:t>
-            </w:r>
-            <w:proofErr w:type="gramStart"/>
-            <w:r>
-              <w:rPr>
-                <w:color w:val="333333"/>
-                <w:sz w:val="21"/>
-                <w:szCs w:val="21"/>
-              </w:rPr>
-              <w:t>memoria</w:t>
-            </w:r>
-            <w:proofErr w:type="gramEnd"/>
-            <w:r>
-              <w:rPr>
-                <w:color w:val="333333"/>
-                <w:sz w:val="21"/>
-                <w:szCs w:val="21"/>
-              </w:rPr>
-              <w:t xml:space="preserve"> (:</w:t>
-            </w:r>
-            <w:proofErr w:type="spellStart"/>
-            <w:r>
-              <w:rPr>
-                <w:color w:val="333333"/>
-                <w:sz w:val="21"/>
-                <w:szCs w:val="21"/>
-              </w:rPr>
-              <w:t>memory</w:t>
-            </w:r>
-            <w:proofErr w:type="spellEnd"/>
-            <w:r>
-              <w:rPr>
-                <w:color w:val="333333"/>
-                <w:sz w:val="21"/>
-                <w:szCs w:val="21"/>
-              </w:rPr>
-              <w:t>:) para isolamento total.</w:t>
-            </w:r>
-          </w:p>
-        </w:tc>
-      </w:tr>
-    </w:tbl>
     <w:p/>
     <w:p>
       <w:pPr>
@@ -2044,7 +1889,6 @@
                 <w:sz w:val="20"/>
                 <w:szCs w:val="20"/>
               </w:rPr>
-              <w:lastRenderedPageBreak/>
               <w:t>Arquivo</w:t>
             </w:r>
           </w:p>
@@ -2165,6 +2009,7 @@
                 <w:sz w:val="20"/>
                 <w:szCs w:val="20"/>
               </w:rPr>
+              <w:lastRenderedPageBreak/>
               <w:t>Pré-condição</w:t>
             </w:r>
           </w:p>
@@ -4013,7 +3858,6 @@
                 <w:sz w:val="20"/>
                 <w:szCs w:val="20"/>
               </w:rPr>
-              <w:lastRenderedPageBreak/>
               <w:t>Entrada</w:t>
             </w:r>
           </w:p>
@@ -4141,6 +3985,7 @@
                 <w:sz w:val="20"/>
                 <w:szCs w:val="20"/>
               </w:rPr>
+              <w:lastRenderedPageBreak/>
               <w:t>Critério de Sucesso</w:t>
             </w:r>
           </w:p>
@@ -5858,7 +5703,6 @@
                 <w:sz w:val="20"/>
                 <w:szCs w:val="20"/>
               </w:rPr>
-              <w:lastRenderedPageBreak/>
               <w:t>CT-I09</w:t>
             </w:r>
           </w:p>
@@ -6046,6 +5890,7 @@
                 <w:sz w:val="20"/>
                 <w:szCs w:val="20"/>
               </w:rPr>
+              <w:lastRenderedPageBreak/>
               <w:t>CT-I11</w:t>
             </w:r>
           </w:p>
@@ -8068,7 +7913,6 @@
                 <w:sz w:val="20"/>
                 <w:szCs w:val="20"/>
               </w:rPr>
-              <w:lastRenderedPageBreak/>
               <w:t>CT-I33</w:t>
             </w:r>
           </w:p>
@@ -8246,6 +8090,7 @@
                 <w:sz w:val="20"/>
                 <w:szCs w:val="20"/>
               </w:rPr>
+              <w:lastRenderedPageBreak/>
               <w:t>CT-I35</w:t>
             </w:r>
           </w:p>
@@ -10921,7 +10766,6 @@
         </w:pBdr>
       </w:pPr>
       <w:r>
-        <w:lastRenderedPageBreak/>
         <w:t xml:space="preserve">4. Testes E2E — </w:t>
       </w:r>
       <w:proofErr w:type="spellStart"/>
@@ -11000,6 +10844,7 @@
                 <w:sz w:val="20"/>
                 <w:szCs w:val="20"/>
               </w:rPr>
+              <w:lastRenderedPageBreak/>
               <w:t>ID</w:t>
             </w:r>
           </w:p>
